--- a/public/assets/template/docx/surat_keterangan_domisili.docx
+++ b/public/assets/template/docx/surat_keterangan_domisili.docx
@@ -73,15 +73,15 @@
         <w:pStyle w:val="BodyText"/>
       </w:pPr>
       <w:r>
-        <w:t xml:space="preserve">KABUPATEN $NAMA_KAB</w:t>
-      </w:r>
-    </w:p>
-    <w:p>
-      <w:pPr>
-        <w:pStyle w:val="BodyText"/>
-      </w:pPr>
-      <w:r>
-        <w:t xml:space="preserve">KAPANEWON $NAMA_KEC</w:t>
+        <w:t xml:space="preserve">KABUPATEN ${NAMA_KAB}</w:t>
+      </w:r>
+    </w:p>
+    <w:p>
+      <w:pPr>
+        <w:pStyle w:val="BodyText"/>
+      </w:pPr>
+      <w:r>
+        <w:t xml:space="preserve">KAPANEWON ${NAMA_KEC}</w:t>
       </w:r>
     </w:p>
     <w:p>
@@ -93,15 +93,15 @@
           <w:b/>
           <w:bCs/>
         </w:rPr>
-        <w:t xml:space="preserve">PEMERINTAH KALURAHAN $NAMA_DES</w:t>
-      </w:r>
-    </w:p>
-    <w:p>
-      <w:pPr>
-        <w:pStyle w:val="BodyText"/>
-      </w:pPr>
-      <w:r>
-        <w:t xml:space="preserve">$NAMA_DESA_JAWA</w:t>
+        <w:t xml:space="preserve">PEMERINTAH KALURAHAN ${NAMA_DES}</w:t>
+      </w:r>
+    </w:p>
+    <w:p>
+      <w:pPr>
+        <w:pStyle w:val="BodyText"/>
+      </w:pPr>
+      <w:r>
+        <w:t xml:space="preserve">${NAMA_DESA_JAWA}</w:t>
       </w:r>
       <w:r>
         <w:drawing>
@@ -152,15 +152,15 @@
         <w:pStyle w:val="BodyText"/>
       </w:pPr>
       <w:r>
-        <w:t xml:space="preserve">$ALAMAT_DES</w:t>
-      </w:r>
-    </w:p>
-    <w:p>
-      <w:pPr>
-        <w:pStyle w:val="BodyText"/>
-      </w:pPr>
-      <w:r>
-        <w:t xml:space="preserve">Posel : $ALAMAT_MAIL</w:t>
+        <w:t xml:space="preserve">${ALAMAT_DES}</w:t>
+      </w:r>
+    </w:p>
+    <w:p>
+      <w:pPr>
+        <w:pStyle w:val="BodyText"/>
+      </w:pPr>
+      <w:r>
+        <w:t xml:space="preserve">Posel : ${ALAMAT_MAIL}</w:t>
       </w:r>
     </w:p>
     <w:p>
@@ -181,15 +181,15 @@
         <w:pStyle w:val="BodyText"/>
       </w:pPr>
       <w:r>
-        <w:t xml:space="preserve">Nomor : $NOMOR_SURAT /$KODE_DESA /$TAHUN</w:t>
-      </w:r>
-    </w:p>
-    <w:p>
-      <w:pPr>
-        <w:pStyle w:val="BodyText"/>
-      </w:pPr>
-      <w:r>
-        <w:t xml:space="preserve">Yang bertanda tangan dibawah ini, Lurah $NAMA_DES,</w:t>
+        <w:t xml:space="preserve">Nomor : ${NOMOR_SURAT} /${KODE_DESA} /${TAHUN}</w:t>
+      </w:r>
+    </w:p>
+    <w:p>
+      <w:pPr>
+        <w:pStyle w:val="BodyText"/>
+      </w:pPr>
+      <w:r>
+        <w:t xml:space="preserve">Yang bertanda tangan dibawah ini, Lurah ${NAMA_DES},</w:t>
       </w:r>
       <w:r>
         <w:t xml:space="preserve"> </w:t>
@@ -200,47 +200,47 @@
       </w:r>
       <w:bookmarkEnd w:id="16"/>
       <w:r>
-        <w:t xml:space="preserve">apanewon $NAMA_KEC, Kabupaten $NAMA_KAB. Menerangkan dengan sesungguhnya bahwa :</w:t>
-      </w:r>
-    </w:p>
-    <w:p>
-      <w:pPr>
-        <w:pStyle w:val="BodyText"/>
-      </w:pPr>
-      <w:r>
-        <w:t xml:space="preserve">Nama : $NAMA</w:t>
-      </w:r>
-    </w:p>
-    <w:p>
-      <w:pPr>
-        <w:pStyle w:val="BodyText"/>
-      </w:pPr>
-      <w:r>
-        <w:t xml:space="preserve">NIK : $NIK</w:t>
-      </w:r>
-    </w:p>
-    <w:p>
-      <w:pPr>
-        <w:pStyle w:val="BodyText"/>
-      </w:pPr>
-      <w:r>
-        <w:t xml:space="preserve">Tempat, Tgl Lahir : $TTL</w:t>
-      </w:r>
-    </w:p>
-    <w:p>
-      <w:pPr>
-        <w:pStyle w:val="BodyText"/>
-      </w:pPr>
-      <w:r>
-        <w:t xml:space="preserve">Jenis Kelamin : $SEX</w:t>
-      </w:r>
-    </w:p>
-    <w:p>
-      <w:pPr>
-        <w:pStyle w:val="BodyText"/>
-      </w:pPr>
-      <w:r>
-        <w:t xml:space="preserve">Alamat : $ALAMAT,</w:t>
+        <w:t xml:space="preserve">apanewon ${NAMA_KEC}, Kabupaten ${NAMA_KAB}. Menerangkan dengan sesungguhnya bahwa :</w:t>
+      </w:r>
+    </w:p>
+    <w:p>
+      <w:pPr>
+        <w:pStyle w:val="BodyText"/>
+      </w:pPr>
+      <w:r>
+        <w:t xml:space="preserve">Nama : ${NAMA}</w:t>
+      </w:r>
+    </w:p>
+    <w:p>
+      <w:pPr>
+        <w:pStyle w:val="BodyText"/>
+      </w:pPr>
+      <w:r>
+        <w:t xml:space="preserve">NIK : ${NIK}</w:t>
+      </w:r>
+    </w:p>
+    <w:p>
+      <w:pPr>
+        <w:pStyle w:val="BodyText"/>
+      </w:pPr>
+      <w:r>
+        <w:t xml:space="preserve">Tempat, Tgl Lahir : ${TTL}</w:t>
+      </w:r>
+    </w:p>
+    <w:p>
+      <w:pPr>
+        <w:pStyle w:val="BodyText"/>
+      </w:pPr>
+      <w:r>
+        <w:t xml:space="preserve">Jenis Kelamin : ${SEX}</w:t>
+      </w:r>
+    </w:p>
+    <w:p>
+      <w:pPr>
+        <w:pStyle w:val="BodyText"/>
+      </w:pPr>
+      <w:r>
+        <w:t xml:space="preserve">Alamat : ${ALAMAT},</w:t>
       </w:r>
       <w:r>
         <w:t xml:space="preserve"> </w:t>
@@ -254,39 +254,39 @@
         <w:t xml:space="preserve"> </w:t>
       </w:r>
       <w:r>
-        <w:t xml:space="preserve">$NAMA_DES, Kapanewon $NAMA_KEC, Kabupaten $NAMA_KAB</w:t>
-      </w:r>
-    </w:p>
-    <w:p>
-      <w:pPr>
-        <w:pStyle w:val="BodyText"/>
-      </w:pPr>
-      <w:r>
-        <w:t xml:space="preserve">Pekerjaan : $PEKERJAAN</w:t>
-      </w:r>
-    </w:p>
-    <w:p>
-      <w:pPr>
-        <w:pStyle w:val="BodyText"/>
-      </w:pPr>
-      <w:r>
-        <w:t xml:space="preserve">Status Perkawinan : $STATUS_KAWIN</w:t>
-      </w:r>
-    </w:p>
-    <w:p>
-      <w:pPr>
-        <w:pStyle w:val="BodyText"/>
-      </w:pPr>
-      <w:r>
-        <w:t xml:space="preserve">Agama : $AGAMA</w:t>
-      </w:r>
-    </w:p>
-    <w:p>
-      <w:pPr>
-        <w:pStyle w:val="BodyText"/>
-      </w:pPr>
-      <w:r>
-        <w:t xml:space="preserve">Adalah benar-benar bertempat tinggal / berdomisili pada alamat tersebut diatas dan karena suatu hal anggota keluarga yang bersangkutan belum tercatat / tidak tercatat dalam data base kependudukan di Kapanewon $NAMA_KEC:</w:t>
+        <w:t xml:space="preserve">${NAMA_DES}, Kapanewon ${NAMA_KEC}, Kabupaten ${NAMA_KAB}</w:t>
+      </w:r>
+    </w:p>
+    <w:p>
+      <w:pPr>
+        <w:pStyle w:val="BodyText"/>
+      </w:pPr>
+      <w:r>
+        <w:t xml:space="preserve">Pekerjaan : ${PEKERJAAN}</w:t>
+      </w:r>
+    </w:p>
+    <w:p>
+      <w:pPr>
+        <w:pStyle w:val="BodyText"/>
+      </w:pPr>
+      <w:r>
+        <w:t xml:space="preserve">Status Perkawinan : ${STATUS_KAWIN}</w:t>
+      </w:r>
+    </w:p>
+    <w:p>
+      <w:pPr>
+        <w:pStyle w:val="BodyText"/>
+      </w:pPr>
+      <w:r>
+        <w:t xml:space="preserve">Agama : ${AGAMA}</w:t>
+      </w:r>
+    </w:p>
+    <w:p>
+      <w:pPr>
+        <w:pStyle w:val="BodyText"/>
+      </w:pPr>
+      <w:r>
+        <w:t xml:space="preserve">Adalah benar-benar bertempat tinggal / berdomisili pada alamat tersebut diatas dan karena suatu hal anggota keluarga yang bersangkutan belum tercatat / tidak tercatat dalam data base kependudukan di Kapanewon ${NAMA_KEC}:</w:t>
       </w:r>
     </w:p>
     <w:tbl>
@@ -417,51 +417,51 @@
               <w:pStyle w:val="BodyText"/>
             </w:pPr>
             <w:r>
-              <w:t xml:space="preserve">$NO</w:t>
-            </w:r>
-          </w:p>
-        </w:tc>
-        <w:tc>
-          <w:tcPr/>
-          <w:p>
-            <w:pPr>
-              <w:pStyle w:val="BodyText"/>
-            </w:pPr>
-            <w:r>
-              <w:t xml:space="preserve">$PX_NAMA</w:t>
-            </w:r>
-          </w:p>
-        </w:tc>
-        <w:tc>
-          <w:tcPr/>
-          <w:p>
-            <w:pPr>
-              <w:pStyle w:val="BodyText"/>
-            </w:pPr>
-            <w:r>
-              <w:t xml:space="preserve">$PX_NIK</w:t>
-            </w:r>
-          </w:p>
-        </w:tc>
-        <w:tc>
-          <w:tcPr/>
-          <w:p>
-            <w:pPr>
-              <w:pStyle w:val="BodyText"/>
-            </w:pPr>
-            <w:r>
-              <w:t xml:space="preserve">$PX_TTL</w:t>
-            </w:r>
-          </w:p>
-        </w:tc>
-        <w:tc>
-          <w:tcPr/>
-          <w:p>
-            <w:pPr>
-              <w:pStyle w:val="BodyText"/>
-            </w:pPr>
-            <w:r>
-              <w:t xml:space="preserve">$PX_HUBUNGAN</w:t>
+              <w:t xml:space="preserve">${NO}</w:t>
+            </w:r>
+          </w:p>
+        </w:tc>
+        <w:tc>
+          <w:tcPr/>
+          <w:p>
+            <w:pPr>
+              <w:pStyle w:val="BodyText"/>
+            </w:pPr>
+            <w:r>
+              <w:t xml:space="preserve">${PX_NAMA}</w:t>
+            </w:r>
+          </w:p>
+        </w:tc>
+        <w:tc>
+          <w:tcPr/>
+          <w:p>
+            <w:pPr>
+              <w:pStyle w:val="BodyText"/>
+            </w:pPr>
+            <w:r>
+              <w:t xml:space="preserve">${PX_NIK}</w:t>
+            </w:r>
+          </w:p>
+        </w:tc>
+        <w:tc>
+          <w:tcPr/>
+          <w:p>
+            <w:pPr>
+              <w:pStyle w:val="BodyText"/>
+            </w:pPr>
+            <w:r>
+              <w:t xml:space="preserve">${PX_TTL}</w:t>
+            </w:r>
+          </w:p>
+        </w:tc>
+        <w:tc>
+          <w:tcPr/>
+          <w:p>
+            <w:pPr>
+              <w:pStyle w:val="BodyText"/>
+            </w:pPr>
+            <w:r>
+              <w:t xml:space="preserve">${PX_HUBUNGAN}</w:t>
             </w:r>
           </w:p>
         </w:tc>
@@ -543,23 +543,23 @@
               <w:pStyle w:val="FirstParagraph"/>
             </w:pPr>
             <w:r>
-              <w:t xml:space="preserve">$NAMA_DES, $TGL_SURAT</w:t>
-            </w:r>
-          </w:p>
-          <w:p>
-            <w:pPr>
-              <w:pStyle w:val="BodyText"/>
-            </w:pPr>
-            <w:r>
-              <w:t xml:space="preserve">$JABATAN,</w:t>
-            </w:r>
-          </w:p>
-          <w:p>
-            <w:pPr>
-              <w:pStyle w:val="BodyText"/>
-            </w:pPr>
-            <w:r>
-              <w:t xml:space="preserve">$NAMA_PAMONG</w:t>
+              <w:t xml:space="preserve">${NAMA_DES}, ${TGL_SURAT}</w:t>
+            </w:r>
+          </w:p>
+          <w:p>
+            <w:pPr>
+              <w:pStyle w:val="BodyText"/>
+            </w:pPr>
+            <w:r>
+              <w:t xml:space="preserve">${JABATAN},</w:t>
+            </w:r>
+          </w:p>
+          <w:p>
+            <w:pPr>
+              <w:pStyle w:val="BodyText"/>
+            </w:pPr>
+            <w:r>
+              <w:t xml:space="preserve">${NAMA_PAMONG}</w:t>
             </w:r>
           </w:p>
         </w:tc>
@@ -609,63 +609,63 @@
         <w:pStyle w:val="BodyText"/>
       </w:pPr>
       <w:r>
-        <w:t xml:space="preserve">Nama : $NAMA</w:t>
-      </w:r>
-    </w:p>
-    <w:p>
-      <w:pPr>
-        <w:pStyle w:val="BodyText"/>
-      </w:pPr>
-      <w:r>
-        <w:t xml:space="preserve">NIK : $NIK</w:t>
-      </w:r>
-    </w:p>
-    <w:p>
-      <w:pPr>
-        <w:pStyle w:val="BodyText"/>
-      </w:pPr>
-      <w:r>
-        <w:t xml:space="preserve">Tempat, Tgl Lahir : $TTL</w:t>
-      </w:r>
-    </w:p>
-    <w:p>
-      <w:pPr>
-        <w:pStyle w:val="BodyText"/>
-      </w:pPr>
-      <w:r>
-        <w:t xml:space="preserve">Jenis Kelamin : $SEX</w:t>
-      </w:r>
-    </w:p>
-    <w:p>
-      <w:pPr>
-        <w:pStyle w:val="BodyText"/>
-      </w:pPr>
-      <w:r>
-        <w:t xml:space="preserve">Alamat : $ALAMAT, Kalurahan $NAMA_DES, Kepanewon $NAMA_KEC, Kabupaten $NAMA_KAB</w:t>
-      </w:r>
-    </w:p>
-    <w:p>
-      <w:pPr>
-        <w:pStyle w:val="BodyText"/>
-      </w:pPr>
-      <w:r>
-        <w:t xml:space="preserve">Pekerjaan : $PEKERJAAN</w:t>
-      </w:r>
-    </w:p>
-    <w:p>
-      <w:pPr>
-        <w:pStyle w:val="BodyText"/>
-      </w:pPr>
-      <w:r>
-        <w:t xml:space="preserve">Status Perkawinan : $STATUS_KAWIN</w:t>
-      </w:r>
-    </w:p>
-    <w:p>
-      <w:pPr>
-        <w:pStyle w:val="BodyText"/>
-      </w:pPr>
-      <w:r>
-        <w:t xml:space="preserve">Agama : $AGAMA</w:t>
+        <w:t xml:space="preserve">Nama : ${NAMA}</w:t>
+      </w:r>
+    </w:p>
+    <w:p>
+      <w:pPr>
+        <w:pStyle w:val="BodyText"/>
+      </w:pPr>
+      <w:r>
+        <w:t xml:space="preserve">NIK : ${NIK}</w:t>
+      </w:r>
+    </w:p>
+    <w:p>
+      <w:pPr>
+        <w:pStyle w:val="BodyText"/>
+      </w:pPr>
+      <w:r>
+        <w:t xml:space="preserve">Tempat, Tgl Lahir : ${TTL}</w:t>
+      </w:r>
+    </w:p>
+    <w:p>
+      <w:pPr>
+        <w:pStyle w:val="BodyText"/>
+      </w:pPr>
+      <w:r>
+        <w:t xml:space="preserve">Jenis Kelamin : ${SEX}</w:t>
+      </w:r>
+    </w:p>
+    <w:p>
+      <w:pPr>
+        <w:pStyle w:val="BodyText"/>
+      </w:pPr>
+      <w:r>
+        <w:t xml:space="preserve">Alamat : ${ALAMAT}, Kalurahan ${NAMA_DES}, Kepanewon ${NAMA_KEC}, Kabupaten ${NAMA_KAB}</w:t>
+      </w:r>
+    </w:p>
+    <w:p>
+      <w:pPr>
+        <w:pStyle w:val="BodyText"/>
+      </w:pPr>
+      <w:r>
+        <w:t xml:space="preserve">Pekerjaan : ${PEKERJAAN}</w:t>
+      </w:r>
+    </w:p>
+    <w:p>
+      <w:pPr>
+        <w:pStyle w:val="BodyText"/>
+      </w:pPr>
+      <w:r>
+        <w:t xml:space="preserve">Status Perkawinan : ${STATUS_KAWIN}</w:t>
+      </w:r>
+    </w:p>
+    <w:p>
+      <w:pPr>
+        <w:pStyle w:val="BodyText"/>
+      </w:pPr>
+      <w:r>
+        <w:t xml:space="preserve">Agama : ${AGAMA}</w:t>
       </w:r>
     </w:p>
     <w:p>
@@ -683,7 +683,7 @@
           <w:b/>
           <w:bCs/>
         </w:rPr>
-        <w:t xml:space="preserve">$TGL_SURAT</w:t>
+        <w:t xml:space="preserve">${TGL_SURAT}</w:t>
       </w:r>
       <w:r>
         <w:t xml:space="preserve"> </w:t>
@@ -710,7 +710,7 @@
           <w:b/>
           <w:bCs/>
         </w:rPr>
-        <w:t xml:space="preserve">$NAMA_KEC</w:t>
+        <w:t xml:space="preserve">${NAMA_KEC}</w:t>
       </w:r>
     </w:p>
     <w:p>
@@ -731,13 +731,13 @@
           <w:b/>
           <w:bCs/>
         </w:rPr>
-        <w:t xml:space="preserve">$NAMA_KAB</w:t>
+        <w:t xml:space="preserve">${NAMA_KAB}</w:t>
       </w:r>
       <w:r>
         <w:t xml:space="preserve"> </w:t>
       </w:r>
       <w:r>
-        <w:t xml:space="preserve">masih bertempat tinggal di $ALAMAT, Kalurahan $NAMA_DES, Kapanewon $NAMA_KEC, Kabupaten $NAMA_KAB.</w:t>
+        <w:t xml:space="preserve">masih bertempat tinggal di ${ALAMAT}, Kalurahan ${NAMA_DES}, Kapanewon ${NAMA_KEC}, Kabupaten ${NAMA_KAB}.</w:t>
       </w:r>
     </w:p>
     <w:p>
@@ -755,7 +755,7 @@
           <w:b/>
           <w:bCs/>
         </w:rPr>
-        <w:t xml:space="preserve">$NAMA_KAB</w:t>
+        <w:t xml:space="preserve">${NAMA_KAB}</w:t>
       </w:r>
       <w:r>
         <w:t xml:space="preserve"> </w:t>
@@ -771,7 +771,7 @@
           <w:b/>
           <w:bCs/>
         </w:rPr>
-        <w:t xml:space="preserve">$NAMA_KEC</w:t>
+        <w:t xml:space="preserve">${NAMA_KEC}</w:t>
       </w:r>
     </w:p>
     <w:tbl>
@@ -902,51 +902,51 @@
               <w:pStyle w:val="BodyText"/>
             </w:pPr>
             <w:r>
-              <w:t xml:space="preserve">$NO</w:t>
-            </w:r>
-          </w:p>
-        </w:tc>
-        <w:tc>
-          <w:tcPr/>
-          <w:p>
-            <w:pPr>
-              <w:pStyle w:val="BodyText"/>
-            </w:pPr>
-            <w:r>
-              <w:t xml:space="preserve">$PX_NAMA</w:t>
-            </w:r>
-          </w:p>
-        </w:tc>
-        <w:tc>
-          <w:tcPr/>
-          <w:p>
-            <w:pPr>
-              <w:pStyle w:val="BodyText"/>
-            </w:pPr>
-            <w:r>
-              <w:t xml:space="preserve">$PX_NIK</w:t>
-            </w:r>
-          </w:p>
-        </w:tc>
-        <w:tc>
-          <w:tcPr/>
-          <w:p>
-            <w:pPr>
-              <w:pStyle w:val="BodyText"/>
-            </w:pPr>
-            <w:r>
-              <w:t xml:space="preserve">$PX_TTL</w:t>
-            </w:r>
-          </w:p>
-        </w:tc>
-        <w:tc>
-          <w:tcPr/>
-          <w:p>
-            <w:pPr>
-              <w:pStyle w:val="BodyText"/>
-            </w:pPr>
-            <w:r>
-              <w:t xml:space="preserve">$PX_HUBUNGAN</w:t>
+              <w:t xml:space="preserve">${NO}</w:t>
+            </w:r>
+          </w:p>
+        </w:tc>
+        <w:tc>
+          <w:tcPr/>
+          <w:p>
+            <w:pPr>
+              <w:pStyle w:val="BodyText"/>
+            </w:pPr>
+            <w:r>
+              <w:t xml:space="preserve">${PX_NAMA}</w:t>
+            </w:r>
+          </w:p>
+        </w:tc>
+        <w:tc>
+          <w:tcPr/>
+          <w:p>
+            <w:pPr>
+              <w:pStyle w:val="BodyText"/>
+            </w:pPr>
+            <w:r>
+              <w:t xml:space="preserve">${PX_NIK}</w:t>
+            </w:r>
+          </w:p>
+        </w:tc>
+        <w:tc>
+          <w:tcPr/>
+          <w:p>
+            <w:pPr>
+              <w:pStyle w:val="BodyText"/>
+            </w:pPr>
+            <w:r>
+              <w:t xml:space="preserve">${PX_TTL}</w:t>
+            </w:r>
+          </w:p>
+        </w:tc>
+        <w:tc>
+          <w:tcPr/>
+          <w:p>
+            <w:pPr>
+              <w:pStyle w:val="BodyText"/>
+            </w:pPr>
+            <w:r>
+              <w:t xml:space="preserve">${PX_HUBUNGAN}</w:t>
             </w:r>
           </w:p>
         </w:tc>
@@ -1037,7 +1037,7 @@
               <w:pStyle w:val="FirstParagraph"/>
             </w:pPr>
             <w:r>
-              <w:t xml:space="preserve">$NAMA_DES, $TGL_SURAT</w:t>
+              <w:t xml:space="preserve">${NAMA_DES}, ${TGL_SURAT}</w:t>
             </w:r>
           </w:p>
           <w:p>
@@ -1068,7 +1068,7 @@
               <w:rPr>
                 <w:u w:val="single"/>
               </w:rPr>
-              <w:t xml:space="preserve">$NAMA_BARU</w:t>
+              <w:t xml:space="preserve">${NAMA_BARU}</w:t>
             </w:r>
           </w:p>
         </w:tc>
@@ -1113,18 +1113,18 @@
               <w:pStyle w:val="BodyText"/>
             </w:pPr>
             <w:r>
-              <w:t xml:space="preserve">$SAKSI_BARU1</w:t>
-            </w:r>
-          </w:p>
-        </w:tc>
-        <w:tc>
-          <w:tcPr/>
-          <w:p>
-            <w:pPr>
-              <w:pStyle w:val="BodyText"/>
-            </w:pPr>
-            <w:r>
-              <w:t xml:space="preserve">$SAKSI_BARU2</w:t>
+              <w:t xml:space="preserve">${SAKSI_BARU1}</w:t>
+            </w:r>
+          </w:p>
+        </w:tc>
+        <w:tc>
+          <w:tcPr/>
+          <w:p>
+            <w:pPr>
+              <w:pStyle w:val="BodyText"/>
+            </w:pPr>
+            <w:r>
+              <w:t xml:space="preserve">${SAKSI_BARU2}</w:t>
             </w:r>
           </w:p>
         </w:tc>
@@ -1183,7 +1183,7 @@
               <w:pStyle w:val="BodyText"/>
             </w:pPr>
             <w:r>
-              <w:t xml:space="preserve">$JABATAN $NAMA_DES</w:t>
+              <w:t xml:space="preserve">${JABATAN} ${NAMA_DES}</w:t>
             </w:r>
           </w:p>
           <w:p>
@@ -1194,7 +1194,7 @@
               <w:rPr>
                 <w:u w:val="single"/>
               </w:rPr>
-              <w:t xml:space="preserve">$NAMA_PAMONG</w:t>
+              <w:t xml:space="preserve">${NAMA_PAMONG}</w:t>
             </w:r>
           </w:p>
         </w:tc>
